--- a/plantillas/inmobiliaria/D3_Expediente_Registro_SPPLD_v3.docx
+++ b/plantillas/inmobiliaria/D3_Expediente_Registro_SPPLD_v3.docx
@@ -251,7 +251,7 @@
           <w:sz w:val="20"/>
           <w:szCs w:val="20"/>
         </w:rPr>
-        <w:t xml:space="preserve">El alta ante el SAT a través del Portal en Internet (comúnmente identificado como SPPLD) es una obligación legal establecida en el artículo 17 de la LFPIORPI. Este expediente documenta el proceso completo de registro. La fecha de registro es determinante para acreditar la actuación espontánea y la posible reducción del 50% en multas acumuladas conforme al Art. 47 del Reglamento.</w:t>
+        <w:t xml:space="preserve">El alta ante el SAT a través del Portal en Internet (comúnmente identificado como SPPLD) es una obligación legal establecida en el artículo 17 de la LFPIORPI. Este expediente documenta el proceso completo de registro. La fecha de registro es determinante para acreditar la actuación espontánea y el posible beneficio del Art. 55 de la LFPIORPI (abstención de sancionar por única ocasión o reducción de hasta 50% de las multas).</w:t>
       </w:r>
     </w:p>
     <w:p>
